--- a/projects/valuepickr-open-screen/docs/Shriram Pistons & Rings Ltd.docx
+++ b/projects/valuepickr-open-screen/docs/Shriram Pistons & Rings Ltd.docx
@@ -343,7 +343,7 @@
           <w:sz w:val="20"/>
           <w:szCs w:val="20"/>
         </w:rPr>
-        <w:t xml:space="preserve">2025-12-23 — Vivek_6954</w:t>
+        <w:t xml:space="preserve">2026-09-02 — Vivek_6954</w:t>
       </w:r>
       <w:r>
         <w:rPr>
@@ -353,6 +353,38 @@
           <w:sz w:val="18"/>
           <w:szCs w:val="18"/>
         </w:rPr>
+        <w:t xml:space="preserve"> (Vivek Gautam Portfolio)</w:t>
+      </w:r>
+      <w:r>
+        <w:rPr>
+          <w:sz w:val="20"/>
+          <w:szCs w:val="20"/>
+        </w:rPr>
+        <w:br/>
+        <w:t xml:space="preserve">: "Timex Sh Piston GHFL Nuvama Nippo n Icici amc Uno Minda Acutaas Privi and more stocks have been holding for long time now n pyramiding as well on some triggers like good results" (post #1245)</w:t>
+      </w:r>
+    </w:p>
+    <w:p>
+      <w:pPr>
+        <w:spacing w:after="100"/>
+      </w:pPr>
+      <w:r>
+        <w:rPr>
+          <w:b/>
+          <w:bCs/>
+          <w:sz w:val="20"/>
+          <w:szCs w:val="20"/>
+        </w:rPr>
+        <w:t xml:space="preserve">2025-12-23 — Vivek_6954</w:t>
+      </w:r>
+      <w:r>
+        <w:rPr>
+          <w:i/>
+          <w:iCs/>
+          <w:color w:val="666666"/>
+          <w:sz w:val="18"/>
+          <w:szCs w:val="18"/>
+        </w:rPr>
         <w:t xml:space="preserve"> (Shriram Pistons &amp; Rings)</w:t>
       </w:r>
       <w:r>
@@ -545,6 +577,34 @@
           <w:szCs w:val="24"/>
         </w:rPr>
         <w:t xml:space="preserve">neither</w:t>
+      </w:r>
+    </w:p>
+    <w:p>
+      <w:pPr>
+        <w:spacing w:after="120"/>
+      </w:pPr>
+      <w:r>
+        <w:rPr>
+          <w:color w:val="666666"/>
+          <w:sz w:val="20"/>
+          <w:szCs w:val="20"/>
+        </w:rPr>
+        <w:t xml:space="preserve">4-box gate — tailwind: yes · TAM: no · moat: yes · valuation: no  (score 2 / 4)</w:t>
+      </w:r>
+    </w:p>
+    <w:p>
+      <w:pPr>
+        <w:spacing w:after="120"/>
+      </w:pPr>
+      <w:r>
+        <w:rPr>
+          <w:i/>
+          <w:iCs/>
+          <w:color w:val="666666"/>
+          <w:sz w:val="20"/>
+          <w:szCs w:val="20"/>
+        </w:rPr>
+        <w:t xml:space="preserve">Verdict explicit: 'fundamentals and management quality are strong (ROE ~17%, net cash, ~19% CAGR, credible powertrain-agnostic strategy)' (tailwind/moat=yes); but 'at ~Rs20,000 Cr and an all-time high after doubling in a year, neither the 10x/2-3yr nor the 100x/10yr bar is achievable' (tam=no, valuation=no).</w:t>
       </w:r>
     </w:p>
     <w:p>
